--- a/Documentacion/Documentos Scrum/SPRINT #3/Sprint_Planning #3.docx
+++ b/Documentacion/Documentos Scrum/SPRINT #3/Sprint_Planning #3.docx
@@ -17,6 +17,7 @@
         </w:rPr>
         <w:t xml:space="preserve">Sprint </w:t>
       </w:r>
+      <w:proofErr w:type="spellStart"/>
       <w:r>
         <w:rPr>
           <w:color w:val="auto"/>
@@ -24,6 +25,7 @@
         </w:rPr>
         <w:t>Planning</w:t>
       </w:r>
+      <w:proofErr w:type="spellEnd"/>
       <w:r>
         <w:rPr>
           <w:color w:val="auto"/>
@@ -161,7 +163,23 @@
           <w:color w:val="auto"/>
           <w:lang w:val="es-CO"/>
         </w:rPr>
-        <w:t>2. Historias Seleccionadas del Product Backlog</w:t>
+        <w:t xml:space="preserve">2. Historias Seleccionadas del </w:t>
+      </w:r>
+      <w:proofErr w:type="spellStart"/>
+      <w:r>
+        <w:rPr>
+          <w:color w:val="auto"/>
+          <w:lang w:val="es-CO"/>
+        </w:rPr>
+        <w:t>Product</w:t>
+      </w:r>
+      <w:proofErr w:type="spellEnd"/>
+      <w:r>
+        <w:rPr>
+          <w:color w:val="auto"/>
+          <w:lang w:val="es-CO"/>
+        </w:rPr>
+        <w:t xml:space="preserve"> Backlog</w:t>
       </w:r>
     </w:p>
     <w:tbl>
@@ -366,7 +384,23 @@
                 <w:rFonts w:ascii="Times New Roman" w:hAnsi="Times New Roman" w:cs="Times New Roman"/>
                 <w:lang w:val="es-CO"/>
               </w:rPr>
-              <w:t>Cuando el usuario ingresa el residuo la ia lo detecta y el contenedor lo clasifica en una aplicación web se le da información sobre el residuo al usuario</w:t>
+              <w:t xml:space="preserve">Cuando el usuario ingresa el residuo la </w:t>
+            </w:r>
+            <w:proofErr w:type="spellStart"/>
+            <w:r>
+              <w:rPr>
+                <w:rFonts w:ascii="Times New Roman" w:hAnsi="Times New Roman" w:cs="Times New Roman"/>
+                <w:lang w:val="es-CO"/>
+              </w:rPr>
+              <w:t>ia</w:t>
+            </w:r>
+            <w:proofErr w:type="spellEnd"/>
+            <w:r>
+              <w:rPr>
+                <w:rFonts w:ascii="Times New Roman" w:hAnsi="Times New Roman" w:cs="Times New Roman"/>
+                <w:lang w:val="es-CO"/>
+              </w:rPr>
+              <w:t xml:space="preserve"> lo detecta y el contenedor lo clasifica en una aplicación web se le da información sobre el residuo al usuario</w:t>
             </w:r>
           </w:p>
         </w:tc>
@@ -597,7 +631,123 @@
               <w:rPr>
                 <w:lang w:val="es-CO"/>
               </w:rPr>
-              <w:t>1 Semana</w:t>
+              <w:t xml:space="preserve">1 </w:t>
+            </w:r>
+            <w:proofErr w:type="gramStart"/>
+            <w:r>
+              <w:rPr>
+                <w:lang w:val="es-CO"/>
+              </w:rPr>
+              <w:t>Semana</w:t>
+            </w:r>
+            <w:proofErr w:type="gramEnd"/>
+          </w:p>
+        </w:tc>
+      </w:tr>
+      <w:tr>
+        <w:tc>
+          <w:tcPr>
+            <w:tcW w:w="1809" w:type="dxa"/>
+          </w:tcPr>
+          <w:p>
+            <w:pPr>
+              <w:rPr>
+                <w:lang w:val="es-CO"/>
+              </w:rPr>
+            </w:pPr>
+            <w:r>
+              <w:rPr>
+                <w:lang w:val="es-CO"/>
+              </w:rPr>
+              <w:t>TT-10</w:t>
+            </w:r>
+          </w:p>
+        </w:tc>
+        <w:tc>
+          <w:tcPr>
+            <w:tcW w:w="1560" w:type="dxa"/>
+          </w:tcPr>
+          <w:p>
+            <w:pPr>
+              <w:rPr>
+                <w:lang w:val="es-CO"/>
+              </w:rPr>
+            </w:pPr>
+            <w:r>
+              <w:rPr>
+                <w:lang w:val="es-CO"/>
+              </w:rPr>
+              <w:t>Interfaz grafica</w:t>
+            </w:r>
+          </w:p>
+        </w:tc>
+        <w:tc>
+          <w:tcPr>
+            <w:tcW w:w="1842" w:type="dxa"/>
+          </w:tcPr>
+          <w:p>
+            <w:pPr>
+              <w:rPr>
+                <w:lang w:val="es-CO"/>
+              </w:rPr>
+            </w:pPr>
+            <w:r>
+              <w:rPr>
+                <w:lang w:val="es-CO"/>
+              </w:rPr>
+              <w:t xml:space="preserve">Realizar una interfaz </w:t>
+            </w:r>
+            <w:proofErr w:type="spellStart"/>
+            <w:r>
+              <w:rPr>
+                <w:lang w:val="es-CO"/>
+              </w:rPr>
+              <w:t>grafica</w:t>
+            </w:r>
+            <w:proofErr w:type="spellEnd"/>
+            <w:r>
+              <w:rPr>
+                <w:lang w:val="es-CO"/>
+              </w:rPr>
+              <w:t xml:space="preserve"> amigable con el usuario para la muestra de datos según el tipo de residuo</w:t>
+            </w:r>
+          </w:p>
+        </w:tc>
+        <w:tc>
+          <w:tcPr>
+            <w:tcW w:w="1701" w:type="dxa"/>
+          </w:tcPr>
+          <w:p>
+            <w:pPr>
+              <w:rPr>
+                <w:rFonts w:ascii="Times New Roman" w:hAnsi="Times New Roman" w:cs="Times New Roman"/>
+                <w:lang w:val="es-CO"/>
+              </w:rPr>
+            </w:pPr>
+            <w:r>
+              <w:rPr>
+                <w:rFonts w:ascii="Times New Roman" w:hAnsi="Times New Roman" w:cs="Times New Roman"/>
+                <w:lang w:val="es-CO"/>
+              </w:rPr>
+              <w:t>HU-03</w:t>
+            </w:r>
+          </w:p>
+        </w:tc>
+        <w:tc>
+          <w:tcPr>
+            <w:tcW w:w="1985" w:type="dxa"/>
+          </w:tcPr>
+          <w:p>
+            <w:pPr>
+              <w:rPr>
+                <w:lang w:val="es-CO"/>
+              </w:rPr>
+            </w:pPr>
+            <w:r>
+              <w:rPr>
+                <w:lang w:val="es-CO"/>
+              </w:rPr>
+              <w:t>1 semana</w:t>
             </w:r>
           </w:p>
         </w:tc>
